--- a/documentation/user_guides/individual_programs/genre_sync/Genre_Sync_User_Guide.docx
+++ b/documentation/user_guides/individual_programs/genre_sync/Genre_Sync_User_Guide.docx
@@ -34,7 +34,7 @@
     </w:p>
     <w:p>
       <w:r>
-        <w:t>The tool processes supported audio files recursively with four worker slots. Dry Run reports the decisions without changing tags; Live Update writes changes in place.</w:t>
+        <w:t>The tool processes supported audio files recursively with one worker slot per logical CPU (at most eight). Dry Run reports the decisions without changing tags; Live Update writes changes in place.</w:t>
       </w:r>
     </w:p>
     <w:p>
@@ -410,7 +410,7 @@
     </w:p>
     <w:p>
       <w:r>
-        <w:t>Processing shows four worker slots, a progress bar, processed count, updated count, already-correct skips, no-genre count, errors, and per-file decision text. Work is retried through the shared processor recovery path. Results reports the same counts and elapsed time, then opens the Results tab when complete.</w:t>
+        <w:t>Processing shows one worker slot per logical CPU (at most eight), a progress bar, processed count, updated count, already-correct skips, no-genre count, errors, and per-file decision text. Work is retried through the shared processor recovery path. Results reports the same counts and elapsed time, then opens the Results tab when complete.</w:t>
       </w:r>
     </w:p>
     <w:p>
